--- a/2026_7월3주차_기획실_주간보고자료_v1.0.docx
+++ b/2026_7월3주차_기획실_주간보고자료_v1.0.docx
@@ -272,7 +272,7 @@
                 <w:ilvl w:val="0"/>
                 <w:numId w:val="1"/>
               </w:numPr>
-              <w:spacing w:before="80" w:after="80" w:line="360"/>
+              <w:spacing w:before="80" w:after="80" w:line="240"/>
               <w:ind w:left="288" w:hanging="288"/>
             </w:pPr>
             <w:r>
@@ -291,7 +291,7 @@
                 <w:ilvl w:val="0"/>
                 <w:numId w:val="1"/>
               </w:numPr>
-              <w:spacing w:before="80" w:after="80" w:line="360"/>
+              <w:spacing w:before="80" w:after="80" w:line="240"/>
               <w:ind w:left="288" w:hanging="288"/>
             </w:pPr>
             <w:r>
@@ -310,7 +310,7 @@
                 <w:ilvl w:val="0"/>
                 <w:numId w:val="1"/>
               </w:numPr>
-              <w:spacing w:before="80" w:after="80" w:line="360"/>
+              <w:spacing w:before="80" w:after="80" w:line="240"/>
               <w:ind w:left="288" w:hanging="288"/>
             </w:pPr>
             <w:r>
@@ -341,7 +341,7 @@
                 <w:ilvl w:val="0"/>
                 <w:numId w:val="1"/>
               </w:numPr>
-              <w:spacing w:before="80" w:after="80" w:line="360"/>
+              <w:spacing w:before="80" w:after="80" w:line="240"/>
               <w:ind w:left="288" w:hanging="288"/>
             </w:pPr>
             <w:r>
@@ -372,7 +372,7 @@
                 <w:ilvl w:val="0"/>
                 <w:numId w:val="1"/>
               </w:numPr>
-              <w:spacing w:before="80" w:after="80" w:line="360"/>
+              <w:spacing w:before="80" w:after="80" w:line="240"/>
               <w:ind w:left="288" w:hanging="288"/>
             </w:pPr>
             <w:r>
@@ -459,7 +459,7 @@
                 <w:ilvl w:val="0"/>
                 <w:numId w:val="1"/>
               </w:numPr>
-              <w:spacing w:before="80" w:after="80" w:line="360"/>
+              <w:spacing w:before="80" w:after="80" w:line="240"/>
               <w:ind w:left="288" w:hanging="288"/>
             </w:pPr>
             <w:r>
@@ -478,7 +478,7 @@
                 <w:ilvl w:val="0"/>
                 <w:numId w:val="1"/>
               </w:numPr>
-              <w:spacing w:before="80" w:after="80" w:line="360"/>
+              <w:spacing w:before="80" w:after="80" w:line="240"/>
               <w:ind w:left="288" w:hanging="288"/>
             </w:pPr>
             <w:r>
@@ -497,7 +497,7 @@
                 <w:ilvl w:val="0"/>
                 <w:numId w:val="1"/>
               </w:numPr>
-              <w:spacing w:before="80" w:after="80" w:line="360"/>
+              <w:spacing w:before="80" w:after="80" w:line="240"/>
               <w:ind w:left="288" w:hanging="288"/>
             </w:pPr>
             <w:r>
@@ -516,7 +516,7 @@
                 <w:ilvl w:val="0"/>
                 <w:numId w:val="1"/>
               </w:numPr>
-              <w:spacing w:before="80" w:after="80" w:line="360"/>
+              <w:spacing w:before="80" w:after="80" w:line="240"/>
               <w:ind w:left="288" w:hanging="288"/>
             </w:pPr>
             <w:r>
@@ -535,7 +535,7 @@
                 <w:ilvl w:val="0"/>
                 <w:numId w:val="1"/>
               </w:numPr>
-              <w:spacing w:before="80" w:after="80" w:line="360"/>
+              <w:spacing w:before="80" w:after="80" w:line="240"/>
               <w:ind w:left="288" w:hanging="288"/>
             </w:pPr>
             <w:r>
@@ -566,7 +566,7 @@
                 <w:ilvl w:val="0"/>
                 <w:numId w:val="1"/>
               </w:numPr>
-              <w:spacing w:before="80" w:after="80" w:line="360"/>
+              <w:spacing w:before="80" w:after="80" w:line="240"/>
               <w:ind w:left="288" w:hanging="288"/>
             </w:pPr>
             <w:r>
@@ -597,7 +597,7 @@
                 <w:ilvl w:val="0"/>
                 <w:numId w:val="1"/>
               </w:numPr>
-              <w:spacing w:before="80" w:after="80" w:line="360"/>
+              <w:spacing w:before="80" w:after="80" w:line="240"/>
               <w:ind w:left="288" w:hanging="288"/>
             </w:pPr>
             <w:r>
